--- a/docs/AnEP-schopnosti.docx
+++ b/docs/AnEP-schopnosti.docx
@@ -3155,7 +3155,7 @@
           <w:b w:val="0"/>
           <w:i w:val="0"/>
         </w:rPr>
-        <w:t>Druhý důvod pro „Nejlépe ihned“: nejnovější časové razítko prvku je podepsané algoritmem, který podle ETSI TS 119 312 přestane být spolehlivý dřív, než lhůta uplyne — dnes typicky klíč RSA o 2 048 bitech s datem 1. 1. 2027. Aplikace AnEP na to datum reaguje jen varováním, jiné validátory ale takové razítko mohou odmítnout; nové razítko se silnějším algoritmem je proto třeba přidat dřív. Podepisuje-li slabým klíčem i vybraný zdroj razítek, upozorní na to blok „Jak dlouho je možné zachovat ověřitelnost?“ — razítko od něj by problém nevyřešilo.</w:t>
+        <w:t>Druhý důvod pro „Nejlépe ihned“: nejnovější časové razítko prvku je podepsané algoritmem, který podle knihovny DSS, nad kterou AnEP ověřuje, přestane být spolehlivý dřív, než lhůta uplyne — dnes typicky klíč RSA o 2 048 bitech s datem 1. 1. 2027. Aplikace AnEP na to datum reaguje jen varováním, jiné validátory ale takové razítko mohou odmítnout; nové razítko se silnějším algoritmem je proto třeba přidat dřív. Podepisuje-li slabým klíčem i vybraný zdroj razítek, upozorní na to blok „Jak dlouho je možné zachovat ověřitelnost?“ — razítko od něj by problém nevyřešilo.</w:t>
       </w:r>
     </w:p>
     <w:p>
@@ -3652,7 +3652,7 @@
           <w:b w:val="0"/>
           <w:i w:val="0"/>
         </w:rPr>
-        <w:t xml:space="preserve"> se spravují jako pojmenované profily s adresou, přihlášením a algoritmem otisku; veřejný zdroj Sectigo Qualified umí aplikace předvyplnit. Při zadání se zdroj otestuje: zjistí se konec platnosti jeho certifikátu — právě podle něj se pak počítá, kam až úkon posune ověřitelnost — a výčet otisků, které autorita skutečně podporuje, aby se pak nevybíral algoritmus, který odmítne. Nedostupnost zdroje se přitom nezamění za odmítnutí. Zjistí se i algoritmus a délka klíče, kterým autorita razítka podepisuje; přestane-li klíč být podle ETSI TS 119 312 spolehlivý dřív, než skončí certifikát autority — dnes typicky RSA o 2 048 bitech s datem 1. 1. 2027 —, správa zdrojů na to upozorní a doporučí zdroj s delším klíčem.</w:t>
+        <w:t xml:space="preserve"> se spravují jako pojmenované profily s adresou, přihlášením a algoritmem otisku; veřejný zdroj Sectigo Qualified umí aplikace předvyplnit. Při zadání se zdroj otestuje: zjistí se konec platnosti jeho certifikátu — právě podle něj se pak počítá, kam až úkon posune ověřitelnost — a výčet otisků, které autorita skutečně podporuje, aby se pak nevybíral algoritmus, který odmítne. Nedostupnost zdroje se přitom nezamění za odmítnutí. Zjistí se i algoritmus a délka klíče, kterým autorita razítka podepisuje; přestane-li klíč být podle knihovny DSS spolehlivý dřív, než skončí certifikát autority — dnes typicky RSA o 2 048 bitech s datem 1. 1. 2027 —, správa zdrojů na to upozorní a doporučí zdroj s delším klíčem.</w:t>
       </w:r>
     </w:p>
     <w:p>
